--- a/ProgrammingforAI/TABA/Written Report.docx
+++ b/ProgrammingforAI/TABA/Written Report.docx
@@ -278,20 +278,12 @@
         </w:rPr>
         <w:t xml:space="preserve">Data ingestion, preprocessing, and exploratory analysis were conducted using Python-based tools, including Pandas, NumPy, and Seaborn. Machine learning models implemented with the Scikit-learn library were applied to evaluate potential predictive relationships between crime frequency and lunar </w:t>
       </w:r>
-      <w:proofErr w:type="gramStart"/>
       <w:r>
         <w:rPr>
           <w:rFonts w:eastAsia="Times New Roman"/>
         </w:rPr>
         <w:t>phases.</w:t>
       </w:r>
-      <w:r>
-        <w:rPr>
-          <w:rFonts w:eastAsia="Times New Roman"/>
-        </w:rPr>
-        <w:t>.</w:t>
-      </w:r>
-      <w:proofErr w:type="gramEnd"/>
       <w:r>
         <w:rPr>
           <w:rFonts w:eastAsia="Times New Roman"/>
@@ -367,15 +359,7 @@
         <w:t xml:space="preserve"> </w:t>
       </w:r>
       <w:r>
-        <w:t xml:space="preserve">In parallel, the availability of large-scale public datasets, along with advances in computational power and analytical methods, has improved significantly in recent years. This progress is reflected in the growing number of studies analysing the influence of temporal, environmental, and socio-contextual factors on crime incidence, including time of day, seasonality, and neighbourhood </w:t>
-      </w:r>
-      <w:proofErr w:type="gramStart"/>
-      <w:r>
-        <w:t>characteristics[</w:t>
-      </w:r>
-      <w:proofErr w:type="gramEnd"/>
-      <w:r>
-        <w:t>3] [4].</w:t>
+        <w:t>In parallel, the availability of large-scale public datasets, along with advances in computational power and analytical methods, has improved significantly in recent years. This progress is reflected in the growing number of studies analysing the influence of temporal, environmental, and socio-contextual factors on crime incidence, including time of day, seasonality, and neighbourhood characteristics[3] [4].</w:t>
       </w:r>
     </w:p>
     <w:p>
@@ -694,23 +678,7 @@
           <w:rFonts w:eastAsia="Times New Roman"/>
           <w:color w:val="000000" w:themeColor="text1"/>
         </w:rPr>
-        <w:t xml:space="preserve">Following preprocessing, the resulting structured datasets </w:t>
-      </w:r>
-      <w:proofErr w:type="gramStart"/>
-      <w:r>
-        <w:rPr>
-          <w:rFonts w:eastAsia="Times New Roman"/>
-          <w:color w:val="000000" w:themeColor="text1"/>
-        </w:rPr>
-        <w:t>were persisted</w:t>
-      </w:r>
-      <w:proofErr w:type="gramEnd"/>
-      <w:r>
-        <w:rPr>
-          <w:rFonts w:eastAsia="Times New Roman"/>
-          <w:color w:val="000000" w:themeColor="text1"/>
-        </w:rPr>
-        <w:t xml:space="preserve"> in a</w:t>
+        <w:t>Following preprocessing, the resulting structured datasets were persisted in a</w:t>
       </w:r>
       <w:r>
         <w:rPr>
@@ -1004,23 +972,7 @@
     </w:p>
     <w:p>
       <w:r>
-        <w:t xml:space="preserve">The NASA Liberation dataset provides annual Moon data in JSON format, with each year’s data accessible via a separate URL. To compile a complete dataset for the project period (2020–2025), the six annual JSON files were downloaded, parsed, and converted into Pandas </w:t>
-      </w:r>
-      <w:proofErr w:type="spellStart"/>
-      <w:r>
-        <w:t>dataframes</w:t>
-      </w:r>
-      <w:proofErr w:type="spellEnd"/>
-      <w:r>
-        <w:t xml:space="preserve">. These individual yearly </w:t>
-      </w:r>
-      <w:proofErr w:type="spellStart"/>
-      <w:r>
-        <w:t>dataframes</w:t>
-      </w:r>
-      <w:proofErr w:type="spellEnd"/>
-      <w:r>
-        <w:t xml:space="preserve"> were then concatenated into a single unified dataset for further analysis.</w:t>
+        <w:t>The NASA Liberation dataset provides annual Moon data in JSON format, with each year’s data accessible via a separate URL. To compile a complete dataset for the project period (2020–2025), the six annual JSON files were downloaded, parsed, and converted into Pandas dataframes. These individual yearly dataframes were then concatenated into a single unified dataset for further analysis.</w:t>
       </w:r>
     </w:p>
     <w:p>
@@ -1042,13 +994,8 @@
         <w:t xml:space="preserve">Although </w:t>
       </w:r>
       <w:r>
-        <w:t xml:space="preserve">NASA offers </w:t>
-      </w:r>
-      <w:proofErr w:type="gramStart"/>
-      <w:r>
-        <w:t>a</w:t>
-      </w:r>
-      <w:proofErr w:type="gramEnd"/>
+        <w:t>NASA offers a</w:t>
+      </w:r>
       <w:r>
         <w:t xml:space="preserve"> already well-structured</w:t>
       </w:r>
@@ -1187,13 +1134,8 @@
         <w:t xml:space="preserve"> retained</w:t>
       </w:r>
       <w:r>
-        <w:t xml:space="preserve">, </w:t>
-      </w:r>
-      <w:proofErr w:type="gramStart"/>
-      <w:r>
-        <w:t>in order to</w:t>
-      </w:r>
-      <w:proofErr w:type="gramEnd"/>
+        <w:t>, in order to</w:t>
+      </w:r>
       <w:r>
         <w:t xml:space="preserve"> ensure a consistent one-record-per-day dataset without hourly fluctuations that are not central to the </w:t>
       </w:r>
@@ -1212,15 +1154,7 @@
         <w:t xml:space="preserve"> daily</w:t>
       </w:r>
       <w:r>
-        <w:t xml:space="preserve"> </w:t>
-      </w:r>
-      <w:proofErr w:type="spellStart"/>
-      <w:r>
-        <w:t>dataframe</w:t>
-      </w:r>
-      <w:proofErr w:type="spellEnd"/>
-      <w:r>
-        <w:t xml:space="preserve"> </w:t>
+        <w:t xml:space="preserve"> dataframe </w:t>
       </w:r>
       <w:r>
         <w:t>adding a</w:t>
@@ -1434,11 +1368,9 @@
           <w:numId w:val="19"/>
         </w:numPr>
       </w:pPr>
-      <w:proofErr w:type="spellStart"/>
       <w:r>
         <w:t>primary_type</w:t>
       </w:r>
-      <w:proofErr w:type="spellEnd"/>
     </w:p>
     <w:p>
       <w:pPr>
@@ -1448,11 +1380,9 @@
           <w:numId w:val="19"/>
         </w:numPr>
       </w:pPr>
-      <w:proofErr w:type="spellStart"/>
       <w:r>
         <w:t>location_description</w:t>
       </w:r>
-      <w:proofErr w:type="spellEnd"/>
     </w:p>
     <w:p>
       <w:pPr>
@@ -1516,16 +1446,11 @@
         <w:t xml:space="preserve"> ensure</w:t>
       </w:r>
       <w:r>
-        <w:t xml:space="preserve"> a consistent temporal granularity with that used for the traffic and lunar </w:t>
-      </w:r>
-      <w:proofErr w:type="gramStart"/>
-      <w:r>
-        <w:t>datasets.</w:t>
+        <w:t xml:space="preserve"> a consistent temporal granularity with that used for the traffic and lunar datasets.</w:t>
       </w:r>
       <w:r>
         <w:t>.</w:t>
       </w:r>
-      <w:proofErr w:type="gramEnd"/>
     </w:p>
     <w:p>
       <w:pPr>
@@ -1568,29 +1493,13 @@
         <w:t>c</w:t>
       </w:r>
       <w:r>
-        <w:t xml:space="preserve">hallenging preprocessing step concerned the </w:t>
-      </w:r>
-      <w:proofErr w:type="spellStart"/>
-      <w:r>
-        <w:t>location_description</w:t>
-      </w:r>
-      <w:proofErr w:type="spellEnd"/>
-      <w:r>
-        <w:t xml:space="preserve"> field. The main reason </w:t>
+        <w:t xml:space="preserve">hallenging preprocessing step concerned the location_description field. The main reason </w:t>
       </w:r>
       <w:r>
         <w:t>being</w:t>
       </w:r>
       <w:r>
-        <w:t xml:space="preserve"> the fact that this field was composed of </w:t>
-      </w:r>
-      <w:proofErr w:type="gramStart"/>
-      <w:r>
-        <w:t>a large number of</w:t>
-      </w:r>
-      <w:proofErr w:type="gramEnd"/>
-      <w:r>
-        <w:t xml:space="preserve"> </w:t>
+        <w:t xml:space="preserve"> the fact that this field was composed of a large number of </w:t>
       </w:r>
       <w:r>
         <w:t xml:space="preserve">highly granular categories. </w:t>
@@ -2352,6 +2261,9 @@
       </w:pPr>
       <w:r>
         <w:lastRenderedPageBreak/>
+        <w:t xml:space="preserve">AI </w:t>
+      </w:r>
+      <w:r>
         <w:t>Results and Evaluation</w:t>
       </w:r>
     </w:p>
@@ -2365,7 +2277,22 @@
     </w:p>
     <w:p>
       <w:r>
-        <w:t xml:space="preserve">Scikit-learn was chosen as one of the libraries for its efficient and reliable tools for cross-validation and evaluation. Also, benign is stated as a good learning library for any experimental analysis and comparative </w:t>
+        <w:t xml:space="preserve">Scikit-learn was chosen as one of the libraries for its efficient and reliable tools for cross-validation and evaluation. Also, </w:t>
+      </w:r>
+      <w:r>
+        <w:t>Géron</w:t>
+      </w:r>
+      <w:r>
+        <w:t xml:space="preserve"> </w:t>
+      </w:r>
+      <w:r>
+        <w:t xml:space="preserve">defines </w:t>
+      </w:r>
+      <w:r>
+        <w:t>Scikit</w:t>
+      </w:r>
+      <w:r>
+        <w:t xml:space="preserve"> as a good learning library for any experimental analysis and comparative </w:t>
       </w:r>
       <w:r>
         <w:t>modelling</w:t>
@@ -2374,7 +2301,7 @@
         <w:t>. [</w:t>
       </w:r>
       <w:r>
-        <w:t>11</w:t>
+        <w:t>8</w:t>
       </w:r>
       <w:r>
         <w:t>]</w:t>
@@ -2406,7 +2333,7 @@
         <w:t>The first AI model to evaluate the relationship between lunar phases and daily crime accidents, with the use of scikit-learn, was a Linear Regression. Following best practices, a five-fold cross-validation was applied to the model, where the R² (Coefficient of determination) was set as the evaluation metric. [</w:t>
       </w:r>
       <w:r>
-        <w:t>8</w:t>
+        <w:t>9</w:t>
       </w:r>
       <w:r>
         <w:t>]</w:t>
@@ -2414,15 +2341,7 @@
     </w:p>
     <w:p>
       <w:r>
-        <w:t xml:space="preserve">For the daily crime occurrence in the </w:t>
-      </w:r>
-      <w:proofErr w:type="spellStart"/>
-      <w:r>
-        <w:t>chicago_crimes</w:t>
-      </w:r>
-      <w:proofErr w:type="spellEnd"/>
-      <w:r>
-        <w:t xml:space="preserve"> dataset, the model mean R² value of -0.7</w:t>
+        <w:t>For the daily crime occurrence in the chicago_crimes dataset, the model mean R² value of -0.7</w:t>
       </w:r>
       <w:r>
         <w:t>70</w:t>
@@ -2437,7 +2356,7 @@
         <w:t xml:space="preserve"> Moon, exhibited a positive value, the strongly negative R² value indicates that no meaningful relationship could be raised by the model. [</w:t>
       </w:r>
       <w:r>
-        <w:t>9</w:t>
+        <w:t>10</w:t>
       </w:r>
       <w:r>
         <w:t>]</w:t>
@@ -2454,8 +2373,8 @@
           <w:noProof/>
         </w:rPr>
         <w:drawing>
-          <wp:inline distT="0" distB="0" distL="0" distR="0" wp14:anchorId="2FC55E9C" wp14:editId="6A965817">
-            <wp:extent cx="1759341" cy="3943350"/>
+          <wp:inline distT="0" distB="0" distL="0" distR="0" wp14:anchorId="2FC55E9C" wp14:editId="029D968A">
+            <wp:extent cx="1905000" cy="4269827"/>
             <wp:effectExtent l="0" t="0" r="0" b="0"/>
             <wp:docPr id="1250316831" name="drawing"/>
             <wp:cNvGraphicFramePr>
@@ -2483,7 +2402,7 @@
                   <pic:spPr>
                     <a:xfrm>
                       <a:off x="0" y="0"/>
-                      <a:ext cx="1759341" cy="3943350"/>
+                      <a:ext cx="1907982" cy="4276510"/>
                     </a:xfrm>
                     <a:prstGeom prst="rect">
                       <a:avLst/>
@@ -2527,63 +2446,50 @@
       </w:r>
     </w:p>
     <w:p>
-      <w:proofErr w:type="gramStart"/>
-      <w:r>
-        <w:t>Overall</w:t>
-      </w:r>
-      <w:proofErr w:type="gramEnd"/>
-      <w:r>
-        <w:t xml:space="preserve"> the results indicate that the datasets do not support a linear relationship between the lunar phases and the crimes. Furthermore, the result could be the advent of a linear model's limitations of using the R² for sparse count-based data [</w:t>
+      <w:r>
+        <w:t>Overall the results indicate that the datasets do not support a linear relationship between the lunar phases and the crimes. Furthermore, the result could be the advent of a linear model's limitations of using the R² for sparse count-based data [</w:t>
+      </w:r>
+      <w:r>
+        <w:t>1</w:t>
+      </w:r>
+      <w:r>
+        <w:t>1</w:t>
+      </w:r>
+      <w:r>
+        <w:t>], which motivates the exploration of alternative models.</w:t>
+      </w:r>
+    </w:p>
+    <w:p>
+      <w:pPr>
+        <w:pStyle w:val="Heading3"/>
+      </w:pPr>
+      <w:r>
+        <w:t>Random Forest</w:t>
+      </w:r>
+    </w:p>
+    <w:p>
+      <w:r>
+        <w:t>To assess the Linear Regression limitations the Random Forest models were implemented; this new model aims to capture any nonlinear relationships that cannot be captured by a Linear Regression model. With hyperparameters set to balance model stability and generalization, including a large number of estimators and minimum leaf size to reduce overfitting. [</w:t>
+      </w:r>
+      <w:r>
+        <w:t>8</w:t>
+      </w:r>
+      <w:r>
+        <w:t>]</w:t>
+      </w:r>
+    </w:p>
+    <w:p>
+      <w:r>
+        <w:t>Even with the use of a more complex nonlinear model, the cross-validated R² scores remained close to or below zero for crime</w:t>
+      </w:r>
+      <w:r>
+        <w:t xml:space="preserve"> </w:t>
+      </w:r>
+      <w:r>
+        <w:t>count. This strengths the result of the Linear Regression model, where there is no signal of a predictive capability of the moon phases for daily crimes. [</w:t>
       </w:r>
       <w:r>
         <w:t>10</w:t>
-      </w:r>
-      <w:r>
-        <w:t>], which motivates the exploration of alternative models.</w:t>
-      </w:r>
-    </w:p>
-    <w:p/>
-    <w:p>
-      <w:pPr>
-        <w:pStyle w:val="Heading3"/>
-      </w:pPr>
-      <w:r>
-        <w:t>Random Forest</w:t>
-      </w:r>
-    </w:p>
-    <w:p>
-      <w:r>
-        <w:t xml:space="preserve">To assess the Linear Regression limitations the Random Forest models were implemented; this new model aims to capture any nonlinear relationships that cannot be captured by a Linear Regression model. With hyperparameters set to balance model stability and generalization, including </w:t>
-      </w:r>
-      <w:proofErr w:type="gramStart"/>
-      <w:r>
-        <w:t>a large number of</w:t>
-      </w:r>
-      <w:proofErr w:type="gramEnd"/>
-      <w:r>
-        <w:t xml:space="preserve"> estimators and minimum leaf size to reduce overfitting. [Z]</w:t>
-      </w:r>
-    </w:p>
-    <w:p>
-      <w:r>
-        <w:t>Even with the use of a more complex nonlinear model, the cross-validated R² scores remained close to or below zero for crime</w:t>
-      </w:r>
-      <w:r>
-        <w:t xml:space="preserve"> </w:t>
-      </w:r>
-      <w:r>
-        <w:t xml:space="preserve">count. </w:t>
-      </w:r>
-      <w:proofErr w:type="gramStart"/>
-      <w:r>
-        <w:t>This strengths</w:t>
-      </w:r>
-      <w:proofErr w:type="gramEnd"/>
-      <w:r>
-        <w:t xml:space="preserve"> the result of the Linear Regression model, where there is no signal of a predictive capability of the moon phases for daily crimes. [</w:t>
-      </w:r>
-      <w:r>
-        <w:t>9</w:t>
       </w:r>
       <w:r>
         <w:t>]</w:t>
@@ -2684,7 +2590,7 @@
         <w:t>Given that both response variables represent non-negative count data, the Poisson regression rises as an alternative. The model was determined to run using five-fold cross-validation and the mean Poisson deviance metric, as they evaluate better count-based outcomes than R². [</w:t>
       </w:r>
       <w:r>
-        <w:t>11</w:t>
+        <w:t>8</w:t>
       </w:r>
       <w:r>
         <w:t>]</w:t>
@@ -2695,7 +2601,10 @@
         <w:t>For the daily crime counts, the new model achieved the mean deviance value of 15.732, representing a moderate variability across folds. The coefficients, again, were small in magnitude, with New Moon and Full Moon showing slightly positive scores. However, these were negligible when compared to the overall variance in data. [</w:t>
       </w:r>
       <w:r>
-        <w:t>12</w:t>
+        <w:t>1</w:t>
+      </w:r>
+      <w:r>
+        <w:t>3</w:t>
       </w:r>
       <w:r>
         <w:t>]</w:t>
@@ -2807,6 +2716,48 @@
           <w:color w:val="000000" w:themeColor="text1"/>
         </w:rPr>
       </w:pPr>
+      <w:r>
+        <w:rPr>
+          <w:rFonts w:eastAsia="Times New Roman"/>
+          <w:color w:val="000000" w:themeColor="text1"/>
+        </w:rPr>
+        <w:tab/>
+      </w:r>
+      <w:r>
+        <w:rPr>
+          <w:rFonts w:eastAsia="Times New Roman"/>
+          <w:color w:val="000000" w:themeColor="text1"/>
+        </w:rPr>
+        <w:t xml:space="preserve">In conclusion, this research examined the enduring cultural belief that lunar cycles influence human </w:t>
+      </w:r>
+      <w:r>
+        <w:rPr>
+          <w:rFonts w:eastAsia="Times New Roman"/>
+          <w:color w:val="000000" w:themeColor="text1"/>
+        </w:rPr>
+        <w:t>behaviour</w:t>
+      </w:r>
+      <w:r>
+        <w:rPr>
+          <w:rFonts w:eastAsia="Times New Roman"/>
+          <w:color w:val="000000" w:themeColor="text1"/>
+        </w:rPr>
+        <w:t xml:space="preserve">, particularly criminal activity—the so-called "lunar effect" or "full moon effect." By integrating Chicago Crimes data (2020–2025) with NASA lunar phase records, we conducted rigorous preprocessing, exploratory data analysis, machine learning </w:t>
+      </w:r>
+      <w:r>
+        <w:rPr>
+          <w:rFonts w:eastAsia="Times New Roman"/>
+          <w:color w:val="000000" w:themeColor="text1"/>
+        </w:rPr>
+        <w:t>modelling</w:t>
+      </w:r>
+      <w:r>
+        <w:rPr>
+          <w:rFonts w:eastAsia="Times New Roman"/>
+          <w:color w:val="000000" w:themeColor="text1"/>
+        </w:rPr>
+        <w:t>, and statistical testing using Python.</w:t>
+      </w:r>
     </w:p>
     <w:p>
       <w:pPr>
@@ -2817,17 +2768,44 @@
           <w:color w:val="000000" w:themeColor="text1"/>
         </w:rPr>
       </w:pPr>
-    </w:p>
-    <w:p>
-      <w:pPr>
-        <w:pStyle w:val="BodyText"/>
+      <w:r>
+        <w:rPr>
+          <w:rFonts w:eastAsia="Times New Roman"/>
+          <w:color w:val="000000" w:themeColor="text1"/>
+        </w:rPr>
+        <w:tab/>
+      </w:r>
+      <w:r>
+        <w:rPr>
+          <w:rFonts w:eastAsia="Times New Roman"/>
+          <w:color w:val="000000" w:themeColor="text1"/>
+        </w:rPr>
+        <w:t>Data visualizations indicated no overall relationship between lunar phases and crime rates, though isolated patterns emerged for specific crime types. However, multiple Scikit-learn models (including regression, classification, and time-series approaches) consistently revealed no predictive relationship between moon phases and daily crime counts. Any minor variations observed fell well within statistical norms and failed to support the hypothesized "full moon effect."</w:t>
+      </w:r>
+    </w:p>
+    <w:p>
+      <w:pPr>
+        <w:spacing w:before="12pt" w:after="12pt"/>
         <w:ind w:firstLine="0pt"/>
-      </w:pPr>
-    </w:p>
-    <w:p>
-      <w:pPr>
-        <w:pStyle w:val="BodyText"/>
-      </w:pPr>
+        <w:rPr>
+          <w:rFonts w:eastAsia="Times New Roman"/>
+          <w:color w:val="000000" w:themeColor="text1"/>
+        </w:rPr>
+      </w:pPr>
+      <w:r>
+        <w:rPr>
+          <w:rFonts w:eastAsia="Times New Roman"/>
+          <w:color w:val="000000" w:themeColor="text1"/>
+        </w:rPr>
+        <w:tab/>
+      </w:r>
+      <w:r>
+        <w:rPr>
+          <w:rFonts w:eastAsia="Times New Roman"/>
+          <w:color w:val="000000" w:themeColor="text1"/>
+        </w:rPr>
+        <w:t>Ultimately, these findings provide no empirical evidence for the lunar-crime hypothesis in the Chicago context, reinforcing it as a product of cognitive bias and confirmation error rather than astronomical causality. Future studies could extend this analysis to other regions or incorporate additional variables, such as weather or socioeconomic factors, to further debunk this pervasive myth.</w:t>
+      </w:r>
     </w:p>
     <w:p>
       <w:pPr>
@@ -2947,6 +2925,15 @@
         <w:jc w:val="start"/>
       </w:pPr>
       <w:r>
+        <w:t>A. Géron, *Hands-On Machine Learning with Scikit-Learn, Keras, and TensorFlow: Concepts, Tools, and Techniques to Build Intelligent Systems*, 2nd ed., O’Reilly, 2019.</w:t>
+      </w:r>
+    </w:p>
+    <w:p>
+      <w:pPr>
+        <w:pStyle w:val="references"/>
+        <w:jc w:val="start"/>
+      </w:pPr>
+      <w:r>
         <w:t xml:space="preserve">DataCamp. “K-Fold Cross Validation in Machine Learning: A Practical Guide,” 2024. Available: </w:t>
       </w:r>
       <w:hyperlink r:id="rId27">
@@ -2990,17 +2977,624 @@
         <w:jc w:val="start"/>
       </w:pPr>
       <w:r>
-        <w:t>A. Géron, *Hands-On Machine Learning with Scikit-Learn, Keras, and TensorFlow: Concepts, Tools, and Techniques to Build Intelligent Systems*, 2nd ed., O’Reilly, 2019.</w:t>
+        <w:t>P. McCullagh and J. A. Nelder, *Generalized Linear Models*, 2nd ed. London, UK: Chapman &amp; Hall, 1989.</w:t>
       </w:r>
     </w:p>
     <w:p>
       <w:pPr>
         <w:pStyle w:val="references"/>
+        <w:numPr>
+          <w:ilvl w:val="0"/>
+          <w:numId w:val="0"/>
+        </w:numPr>
+        <w:ind w:start="17.70pt"/>
         <w:jc w:val="start"/>
       </w:pPr>
-      <w:r>
-        <w:t>P. McCullagh and J. A. Nelder, *Generalized Linear Models*, 2nd ed. London, UK: Chapman &amp; Hall, 1989.</w:t>
-      </w:r>
+    </w:p>
+    <w:p>
+      <w:pPr>
+        <w:pStyle w:val="references"/>
+        <w:numPr>
+          <w:ilvl w:val="0"/>
+          <w:numId w:val="0"/>
+        </w:numPr>
+        <w:ind w:start="17.70pt"/>
+        <w:jc w:val="start"/>
+      </w:pPr>
+    </w:p>
+    <w:p>
+      <w:pPr>
+        <w:pStyle w:val="references"/>
+        <w:numPr>
+          <w:ilvl w:val="0"/>
+          <w:numId w:val="0"/>
+        </w:numPr>
+        <w:ind w:start="17.70pt"/>
+        <w:jc w:val="start"/>
+      </w:pPr>
+    </w:p>
+    <w:p>
+      <w:pPr>
+        <w:pStyle w:val="references"/>
+        <w:numPr>
+          <w:ilvl w:val="0"/>
+          <w:numId w:val="0"/>
+        </w:numPr>
+        <w:ind w:start="17.70pt"/>
+        <w:jc w:val="start"/>
+      </w:pPr>
+    </w:p>
+    <w:p>
+      <w:pPr>
+        <w:pStyle w:val="references"/>
+        <w:numPr>
+          <w:ilvl w:val="0"/>
+          <w:numId w:val="0"/>
+        </w:numPr>
+        <w:ind w:start="17.70pt"/>
+        <w:jc w:val="start"/>
+      </w:pPr>
+    </w:p>
+    <w:p>
+      <w:pPr>
+        <w:pStyle w:val="references"/>
+        <w:numPr>
+          <w:ilvl w:val="0"/>
+          <w:numId w:val="0"/>
+        </w:numPr>
+        <w:ind w:start="17.70pt"/>
+        <w:jc w:val="start"/>
+      </w:pPr>
+    </w:p>
+    <w:p>
+      <w:pPr>
+        <w:pStyle w:val="references"/>
+        <w:numPr>
+          <w:ilvl w:val="0"/>
+          <w:numId w:val="0"/>
+        </w:numPr>
+        <w:ind w:start="17.70pt"/>
+        <w:jc w:val="start"/>
+      </w:pPr>
+    </w:p>
+    <w:p>
+      <w:pPr>
+        <w:pStyle w:val="references"/>
+        <w:numPr>
+          <w:ilvl w:val="0"/>
+          <w:numId w:val="0"/>
+        </w:numPr>
+        <w:ind w:start="17.70pt"/>
+        <w:jc w:val="start"/>
+      </w:pPr>
+    </w:p>
+    <w:p>
+      <w:pPr>
+        <w:pStyle w:val="references"/>
+        <w:numPr>
+          <w:ilvl w:val="0"/>
+          <w:numId w:val="0"/>
+        </w:numPr>
+        <w:ind w:start="17.70pt"/>
+        <w:jc w:val="start"/>
+      </w:pPr>
+    </w:p>
+    <w:p>
+      <w:pPr>
+        <w:pStyle w:val="references"/>
+        <w:numPr>
+          <w:ilvl w:val="0"/>
+          <w:numId w:val="0"/>
+        </w:numPr>
+        <w:ind w:start="17.70pt"/>
+        <w:jc w:val="start"/>
+      </w:pPr>
+    </w:p>
+    <w:p>
+      <w:pPr>
+        <w:pStyle w:val="references"/>
+        <w:numPr>
+          <w:ilvl w:val="0"/>
+          <w:numId w:val="0"/>
+        </w:numPr>
+        <w:ind w:start="17.70pt"/>
+        <w:jc w:val="start"/>
+      </w:pPr>
+    </w:p>
+    <w:p>
+      <w:pPr>
+        <w:pStyle w:val="references"/>
+        <w:numPr>
+          <w:ilvl w:val="0"/>
+          <w:numId w:val="0"/>
+        </w:numPr>
+        <w:ind w:start="17.70pt"/>
+        <w:jc w:val="start"/>
+      </w:pPr>
+    </w:p>
+    <w:p>
+      <w:pPr>
+        <w:pStyle w:val="references"/>
+        <w:numPr>
+          <w:ilvl w:val="0"/>
+          <w:numId w:val="0"/>
+        </w:numPr>
+        <w:ind w:start="17.70pt"/>
+        <w:jc w:val="start"/>
+      </w:pPr>
+    </w:p>
+    <w:p>
+      <w:pPr>
+        <w:pStyle w:val="references"/>
+        <w:numPr>
+          <w:ilvl w:val="0"/>
+          <w:numId w:val="0"/>
+        </w:numPr>
+        <w:ind w:start="17.70pt"/>
+        <w:jc w:val="start"/>
+      </w:pPr>
+    </w:p>
+    <w:p>
+      <w:pPr>
+        <w:pStyle w:val="references"/>
+        <w:numPr>
+          <w:ilvl w:val="0"/>
+          <w:numId w:val="0"/>
+        </w:numPr>
+        <w:ind w:start="17.70pt"/>
+        <w:jc w:val="start"/>
+      </w:pPr>
+    </w:p>
+    <w:p>
+      <w:pPr>
+        <w:pStyle w:val="references"/>
+        <w:numPr>
+          <w:ilvl w:val="0"/>
+          <w:numId w:val="0"/>
+        </w:numPr>
+        <w:ind w:start="17.70pt"/>
+        <w:jc w:val="start"/>
+      </w:pPr>
+    </w:p>
+    <w:p>
+      <w:pPr>
+        <w:pStyle w:val="references"/>
+        <w:numPr>
+          <w:ilvl w:val="0"/>
+          <w:numId w:val="0"/>
+        </w:numPr>
+        <w:ind w:start="17.70pt"/>
+        <w:jc w:val="start"/>
+      </w:pPr>
+    </w:p>
+    <w:p>
+      <w:pPr>
+        <w:pStyle w:val="references"/>
+        <w:numPr>
+          <w:ilvl w:val="0"/>
+          <w:numId w:val="0"/>
+        </w:numPr>
+        <w:ind w:start="17.70pt"/>
+        <w:jc w:val="start"/>
+      </w:pPr>
+    </w:p>
+    <w:p>
+      <w:pPr>
+        <w:pStyle w:val="references"/>
+        <w:numPr>
+          <w:ilvl w:val="0"/>
+          <w:numId w:val="0"/>
+        </w:numPr>
+        <w:ind w:start="17.70pt"/>
+        <w:jc w:val="start"/>
+      </w:pPr>
+    </w:p>
+    <w:p>
+      <w:pPr>
+        <w:pStyle w:val="references"/>
+        <w:numPr>
+          <w:ilvl w:val="0"/>
+          <w:numId w:val="0"/>
+        </w:numPr>
+        <w:ind w:start="17.70pt"/>
+        <w:jc w:val="start"/>
+      </w:pPr>
+    </w:p>
+    <w:p>
+      <w:pPr>
+        <w:pStyle w:val="references"/>
+        <w:numPr>
+          <w:ilvl w:val="0"/>
+          <w:numId w:val="0"/>
+        </w:numPr>
+        <w:ind w:start="17.70pt"/>
+        <w:jc w:val="start"/>
+      </w:pPr>
+    </w:p>
+    <w:p>
+      <w:pPr>
+        <w:pStyle w:val="references"/>
+        <w:numPr>
+          <w:ilvl w:val="0"/>
+          <w:numId w:val="0"/>
+        </w:numPr>
+        <w:ind w:start="17.70pt"/>
+        <w:jc w:val="start"/>
+      </w:pPr>
+    </w:p>
+    <w:p>
+      <w:pPr>
+        <w:pStyle w:val="references"/>
+        <w:numPr>
+          <w:ilvl w:val="0"/>
+          <w:numId w:val="0"/>
+        </w:numPr>
+        <w:ind w:start="17.70pt"/>
+        <w:jc w:val="start"/>
+      </w:pPr>
+    </w:p>
+    <w:p>
+      <w:pPr>
+        <w:pStyle w:val="references"/>
+        <w:numPr>
+          <w:ilvl w:val="0"/>
+          <w:numId w:val="0"/>
+        </w:numPr>
+        <w:ind w:start="17.70pt"/>
+        <w:jc w:val="start"/>
+      </w:pPr>
+    </w:p>
+    <w:p>
+      <w:pPr>
+        <w:pStyle w:val="references"/>
+        <w:numPr>
+          <w:ilvl w:val="0"/>
+          <w:numId w:val="0"/>
+        </w:numPr>
+        <w:ind w:start="17.70pt"/>
+        <w:jc w:val="start"/>
+      </w:pPr>
+    </w:p>
+    <w:p>
+      <w:pPr>
+        <w:pStyle w:val="references"/>
+        <w:numPr>
+          <w:ilvl w:val="0"/>
+          <w:numId w:val="0"/>
+        </w:numPr>
+        <w:ind w:start="17.70pt"/>
+        <w:jc w:val="start"/>
+      </w:pPr>
+    </w:p>
+    <w:p>
+      <w:pPr>
+        <w:pStyle w:val="references"/>
+        <w:numPr>
+          <w:ilvl w:val="0"/>
+          <w:numId w:val="0"/>
+        </w:numPr>
+        <w:ind w:start="17.70pt"/>
+        <w:jc w:val="start"/>
+      </w:pPr>
+    </w:p>
+    <w:p>
+      <w:pPr>
+        <w:pStyle w:val="references"/>
+        <w:numPr>
+          <w:ilvl w:val="0"/>
+          <w:numId w:val="0"/>
+        </w:numPr>
+        <w:ind w:start="17.70pt"/>
+        <w:jc w:val="start"/>
+      </w:pPr>
+    </w:p>
+    <w:p>
+      <w:pPr>
+        <w:pStyle w:val="references"/>
+        <w:numPr>
+          <w:ilvl w:val="0"/>
+          <w:numId w:val="0"/>
+        </w:numPr>
+        <w:ind w:start="17.70pt"/>
+        <w:jc w:val="start"/>
+      </w:pPr>
+    </w:p>
+    <w:p>
+      <w:pPr>
+        <w:pStyle w:val="references"/>
+        <w:numPr>
+          <w:ilvl w:val="0"/>
+          <w:numId w:val="0"/>
+        </w:numPr>
+        <w:ind w:start="17.70pt"/>
+        <w:jc w:val="start"/>
+      </w:pPr>
+    </w:p>
+    <w:p>
+      <w:pPr>
+        <w:pStyle w:val="references"/>
+        <w:numPr>
+          <w:ilvl w:val="0"/>
+          <w:numId w:val="0"/>
+        </w:numPr>
+        <w:ind w:start="17.70pt"/>
+        <w:jc w:val="start"/>
+      </w:pPr>
+    </w:p>
+    <w:p>
+      <w:pPr>
+        <w:pStyle w:val="references"/>
+        <w:numPr>
+          <w:ilvl w:val="0"/>
+          <w:numId w:val="0"/>
+        </w:numPr>
+        <w:ind w:start="17.70pt"/>
+        <w:jc w:val="start"/>
+      </w:pPr>
+    </w:p>
+    <w:p>
+      <w:pPr>
+        <w:pStyle w:val="references"/>
+        <w:numPr>
+          <w:ilvl w:val="0"/>
+          <w:numId w:val="0"/>
+        </w:numPr>
+        <w:ind w:start="17.70pt"/>
+        <w:jc w:val="start"/>
+      </w:pPr>
+    </w:p>
+    <w:p>
+      <w:pPr>
+        <w:pStyle w:val="references"/>
+        <w:numPr>
+          <w:ilvl w:val="0"/>
+          <w:numId w:val="0"/>
+        </w:numPr>
+        <w:ind w:start="17.70pt"/>
+        <w:jc w:val="start"/>
+      </w:pPr>
+    </w:p>
+    <w:p>
+      <w:pPr>
+        <w:pStyle w:val="references"/>
+        <w:numPr>
+          <w:ilvl w:val="0"/>
+          <w:numId w:val="0"/>
+        </w:numPr>
+        <w:ind w:start="17.70pt"/>
+        <w:jc w:val="start"/>
+      </w:pPr>
+    </w:p>
+    <w:p>
+      <w:pPr>
+        <w:pStyle w:val="references"/>
+        <w:numPr>
+          <w:ilvl w:val="0"/>
+          <w:numId w:val="0"/>
+        </w:numPr>
+        <w:ind w:start="17.70pt"/>
+        <w:jc w:val="start"/>
+      </w:pPr>
+    </w:p>
+    <w:p>
+      <w:pPr>
+        <w:pStyle w:val="references"/>
+        <w:numPr>
+          <w:ilvl w:val="0"/>
+          <w:numId w:val="0"/>
+        </w:numPr>
+        <w:ind w:start="17.70pt"/>
+        <w:jc w:val="start"/>
+      </w:pPr>
+    </w:p>
+    <w:p>
+      <w:pPr>
+        <w:pStyle w:val="references"/>
+        <w:numPr>
+          <w:ilvl w:val="0"/>
+          <w:numId w:val="0"/>
+        </w:numPr>
+        <w:ind w:start="17.70pt"/>
+        <w:jc w:val="start"/>
+      </w:pPr>
+    </w:p>
+    <w:p>
+      <w:pPr>
+        <w:pStyle w:val="references"/>
+        <w:numPr>
+          <w:ilvl w:val="0"/>
+          <w:numId w:val="0"/>
+        </w:numPr>
+        <w:ind w:start="17.70pt"/>
+        <w:jc w:val="start"/>
+      </w:pPr>
+    </w:p>
+    <w:p>
+      <w:pPr>
+        <w:pStyle w:val="references"/>
+        <w:numPr>
+          <w:ilvl w:val="0"/>
+          <w:numId w:val="0"/>
+        </w:numPr>
+        <w:ind w:start="17.70pt"/>
+        <w:jc w:val="start"/>
+      </w:pPr>
+    </w:p>
+    <w:p>
+      <w:pPr>
+        <w:pStyle w:val="references"/>
+        <w:numPr>
+          <w:ilvl w:val="0"/>
+          <w:numId w:val="0"/>
+        </w:numPr>
+        <w:ind w:start="17.70pt"/>
+        <w:jc w:val="start"/>
+      </w:pPr>
+    </w:p>
+    <w:p>
+      <w:pPr>
+        <w:pStyle w:val="references"/>
+        <w:numPr>
+          <w:ilvl w:val="0"/>
+          <w:numId w:val="0"/>
+        </w:numPr>
+        <w:ind w:start="17.70pt"/>
+        <w:jc w:val="start"/>
+      </w:pPr>
+    </w:p>
+    <w:p>
+      <w:pPr>
+        <w:pStyle w:val="references"/>
+        <w:numPr>
+          <w:ilvl w:val="0"/>
+          <w:numId w:val="0"/>
+        </w:numPr>
+        <w:ind w:start="17.70pt"/>
+        <w:jc w:val="start"/>
+      </w:pPr>
+    </w:p>
+    <w:p>
+      <w:pPr>
+        <w:pStyle w:val="references"/>
+        <w:numPr>
+          <w:ilvl w:val="0"/>
+          <w:numId w:val="0"/>
+        </w:numPr>
+        <w:ind w:start="17.70pt"/>
+        <w:jc w:val="start"/>
+      </w:pPr>
+    </w:p>
+    <w:p>
+      <w:pPr>
+        <w:pStyle w:val="references"/>
+        <w:numPr>
+          <w:ilvl w:val="0"/>
+          <w:numId w:val="0"/>
+        </w:numPr>
+        <w:ind w:start="17.70pt"/>
+        <w:jc w:val="start"/>
+      </w:pPr>
+    </w:p>
+    <w:p>
+      <w:pPr>
+        <w:pStyle w:val="references"/>
+        <w:numPr>
+          <w:ilvl w:val="0"/>
+          <w:numId w:val="0"/>
+        </w:numPr>
+        <w:ind w:start="17.70pt"/>
+        <w:jc w:val="start"/>
+      </w:pPr>
+    </w:p>
+    <w:p>
+      <w:pPr>
+        <w:pStyle w:val="references"/>
+        <w:numPr>
+          <w:ilvl w:val="0"/>
+          <w:numId w:val="0"/>
+        </w:numPr>
+        <w:ind w:start="17.70pt"/>
+        <w:jc w:val="start"/>
+      </w:pPr>
+    </w:p>
+    <w:p>
+      <w:pPr>
+        <w:pStyle w:val="references"/>
+        <w:numPr>
+          <w:ilvl w:val="0"/>
+          <w:numId w:val="0"/>
+        </w:numPr>
+        <w:ind w:start="17.70pt"/>
+        <w:jc w:val="start"/>
+      </w:pPr>
+    </w:p>
+    <w:p>
+      <w:pPr>
+        <w:pStyle w:val="references"/>
+        <w:numPr>
+          <w:ilvl w:val="0"/>
+          <w:numId w:val="0"/>
+        </w:numPr>
+        <w:ind w:start="17.70pt"/>
+        <w:jc w:val="start"/>
+      </w:pPr>
+    </w:p>
+    <w:p>
+      <w:pPr>
+        <w:pStyle w:val="references"/>
+        <w:numPr>
+          <w:ilvl w:val="0"/>
+          <w:numId w:val="0"/>
+        </w:numPr>
+        <w:ind w:start="17.70pt"/>
+        <w:jc w:val="start"/>
+      </w:pPr>
+    </w:p>
+    <w:p>
+      <w:pPr>
+        <w:pStyle w:val="references"/>
+        <w:numPr>
+          <w:ilvl w:val="0"/>
+          <w:numId w:val="0"/>
+        </w:numPr>
+        <w:ind w:start="17.70pt"/>
+        <w:jc w:val="start"/>
+      </w:pPr>
+    </w:p>
+    <w:p>
+      <w:pPr>
+        <w:pStyle w:val="references"/>
+        <w:numPr>
+          <w:ilvl w:val="0"/>
+          <w:numId w:val="0"/>
+        </w:numPr>
+        <w:ind w:start="17.70pt"/>
+        <w:jc w:val="start"/>
+      </w:pPr>
+    </w:p>
+    <w:p>
+      <w:pPr>
+        <w:pStyle w:val="references"/>
+        <w:numPr>
+          <w:ilvl w:val="0"/>
+          <w:numId w:val="0"/>
+        </w:numPr>
+        <w:ind w:start="17.70pt"/>
+        <w:jc w:val="start"/>
+      </w:pPr>
+    </w:p>
+    <w:p>
+      <w:pPr>
+        <w:pStyle w:val="references"/>
+        <w:numPr>
+          <w:ilvl w:val="0"/>
+          <w:numId w:val="0"/>
+        </w:numPr>
+        <w:ind w:start="17.70pt"/>
+        <w:jc w:val="start"/>
+      </w:pPr>
+    </w:p>
+    <w:p>
+      <w:pPr>
+        <w:pStyle w:val="references"/>
+        <w:numPr>
+          <w:ilvl w:val="0"/>
+          <w:numId w:val="0"/>
+        </w:numPr>
+        <w:ind w:start="17.70pt"/>
+        <w:jc w:val="start"/>
+      </w:pPr>
+    </w:p>
+    <w:p>
+      <w:pPr>
+        <w:pStyle w:val="references"/>
+        <w:numPr>
+          <w:ilvl w:val="0"/>
+          <w:numId w:val="0"/>
+        </w:numPr>
+        <w:ind w:start="17.70pt"/>
+        <w:jc w:val="start"/>
+      </w:pPr>
     </w:p>
     <w:p>
       <w:pPr>
@@ -3101,7 +3695,7 @@
         <w:p>
           <w:pPr>
             <w:pStyle w:val="Header"/>
-            <w:ind w:start="-1.75pt"/>
+            <w:ind w:start="0.25pt"/>
             <w:jc w:val="start"/>
           </w:pPr>
         </w:p>
@@ -3123,7 +3717,7 @@
         <w:p>
           <w:pPr>
             <w:pStyle w:val="Header"/>
-            <w:ind w:end="-1.75pt"/>
+            <w:ind w:end="0.25pt"/>
             <w:jc w:val="end"/>
           </w:pPr>
         </w:p>
@@ -3184,7 +3778,7 @@
         <w:p>
           <w:pPr>
             <w:pStyle w:val="Header"/>
-            <w:ind w:start="-1.75pt"/>
+            <w:ind w:start="0.25pt"/>
             <w:jc w:val="start"/>
           </w:pPr>
         </w:p>
@@ -3206,7 +3800,7 @@
         <w:p>
           <w:pPr>
             <w:pStyle w:val="Header"/>
-            <w:ind w:end="-1.75pt"/>
+            <w:ind w:end="0.25pt"/>
             <w:jc w:val="end"/>
           </w:pPr>
         </w:p>
@@ -3245,7 +3839,7 @@
         <w:p>
           <w:pPr>
             <w:pStyle w:val="Header"/>
-            <w:ind w:start="-1.75pt"/>
+            <w:ind w:start="0.25pt"/>
             <w:jc w:val="start"/>
           </w:pPr>
         </w:p>
@@ -3267,7 +3861,7 @@
         <w:p>
           <w:pPr>
             <w:pStyle w:val="Header"/>
-            <w:ind w:end="-1.75pt"/>
+            <w:ind w:end="0.25pt"/>
             <w:jc w:val="end"/>
           </w:pPr>
         </w:p>
@@ -3306,7 +3900,7 @@
         <w:p>
           <w:pPr>
             <w:pStyle w:val="Header"/>
-            <w:ind w:start="-1.75pt"/>
+            <w:ind w:start="0.25pt"/>
             <w:jc w:val="start"/>
           </w:pPr>
         </w:p>
@@ -3328,7 +3922,7 @@
         <w:p>
           <w:pPr>
             <w:pStyle w:val="Header"/>
-            <w:ind w:end="-1.75pt"/>
+            <w:ind w:end="0.25pt"/>
             <w:jc w:val="end"/>
           </w:pPr>
         </w:p>
@@ -3367,7 +3961,7 @@
         <w:p>
           <w:pPr>
             <w:pStyle w:val="Header"/>
-            <w:ind w:start="-1.75pt"/>
+            <w:ind w:start="0.25pt"/>
             <w:jc w:val="start"/>
           </w:pPr>
         </w:p>
@@ -3389,7 +3983,7 @@
         <w:p>
           <w:pPr>
             <w:pStyle w:val="Header"/>
-            <w:ind w:end="-1.75pt"/>
+            <w:ind w:end="0.25pt"/>
             <w:jc w:val="end"/>
           </w:pPr>
         </w:p>
@@ -3447,7 +4041,7 @@
         <w:p>
           <w:pPr>
             <w:pStyle w:val="Header"/>
-            <w:ind w:start="-1.75pt"/>
+            <w:ind w:start="0.25pt"/>
             <w:jc w:val="start"/>
           </w:pPr>
         </w:p>
@@ -3469,7 +4063,7 @@
         <w:p>
           <w:pPr>
             <w:pStyle w:val="Header"/>
-            <w:ind w:end="-1.75pt"/>
+            <w:ind w:end="0.25pt"/>
             <w:jc w:val="end"/>
           </w:pPr>
         </w:p>
@@ -3508,7 +4102,7 @@
         <w:p>
           <w:pPr>
             <w:pStyle w:val="Header"/>
-            <w:ind w:start="-1.75pt"/>
+            <w:ind w:start="0.25pt"/>
             <w:jc w:val="start"/>
           </w:pPr>
         </w:p>
@@ -3530,7 +4124,7 @@
         <w:p>
           <w:pPr>
             <w:pStyle w:val="Header"/>
-            <w:ind w:end="-1.75pt"/>
+            <w:ind w:end="0.25pt"/>
             <w:jc w:val="end"/>
           </w:pPr>
         </w:p>
@@ -3569,7 +4163,7 @@
         <w:p>
           <w:pPr>
             <w:pStyle w:val="Header"/>
-            <w:ind w:start="-1.75pt"/>
+            <w:ind w:start="0.25pt"/>
             <w:jc w:val="start"/>
           </w:pPr>
         </w:p>
@@ -3591,7 +4185,7 @@
         <w:p>
           <w:pPr>
             <w:pStyle w:val="Header"/>
-            <w:ind w:end="-1.75pt"/>
+            <w:ind w:end="0.25pt"/>
             <w:jc w:val="end"/>
           </w:pPr>
         </w:p>
@@ -3630,7 +4224,7 @@
         <w:p>
           <w:pPr>
             <w:pStyle w:val="Header"/>
-            <w:ind w:start="-1.75pt"/>
+            <w:ind w:start="0.25pt"/>
             <w:jc w:val="start"/>
           </w:pPr>
         </w:p>
@@ -3652,7 +4246,7 @@
         <w:p>
           <w:pPr>
             <w:pStyle w:val="Header"/>
-            <w:ind w:end="-1.75pt"/>
+            <w:ind w:end="0.25pt"/>
             <w:jc w:val="end"/>
           </w:pPr>
         </w:p>
@@ -3691,7 +4285,7 @@
         <w:p>
           <w:pPr>
             <w:pStyle w:val="Header"/>
-            <w:ind w:start="-1.75pt"/>
+            <w:ind w:start="0.25pt"/>
             <w:jc w:val="start"/>
           </w:pPr>
         </w:p>
@@ -3713,7 +4307,7 @@
         <w:p>
           <w:pPr>
             <w:pStyle w:val="Header"/>
-            <w:ind w:end="-1.75pt"/>
+            <w:ind w:end="0.25pt"/>
             <w:jc w:val="end"/>
           </w:pPr>
         </w:p>
@@ -10855,7 +11449,6 @@
   <w:style w:type="character" w:default="1" w:styleId="DefaultParagraphFont">
     <w:name w:val="Default Paragraph Font"/>
     <w:uiPriority w:val="1"/>
-    <w:semiHidden/>
     <w:unhideWhenUsed/>
   </w:style>
   <w:style w:type="table" w:default="1" w:styleId="TableNormal">
